--- a/docs/abnt-docx/execucao-local-abnt.docx
+++ b/docs/abnt-docx/execucao-local-abnt.docx
@@ -229,7 +229,7 @@
           <w:rFonts w:ascii="Times New Roman" w:hAnsi="Times New Roman"/>
           <w:sz w:val="20"/>
         </w:rPr>
-        <w:t>Professor: Bruno Baruffi.</w:t>
+        <w:t>Professor: Bruno Baruffi Esteves.</w:t>
       </w:r>
     </w:p>
     <w:p/>

--- a/docs/abnt-docx/execucao-local-abnt.docx
+++ b/docs/abnt-docx/execucao-local-abnt.docx
@@ -213,6 +213,7 @@
       <w:r>
         <w:rPr>
           <w:rFonts w:ascii="Times New Roman" w:hAnsi="Times New Roman"/>
+          <w:b w:val="0"/>
           <w:sz w:val="20"/>
         </w:rPr>
         <w:t>Trabalho acadêmico apresentado à disciplina Trabalho de Graduação 1 do curso de Análise e Desenvolvimento de Sistemas da FATEC PG, como parte das atividades de desenvolvimento e documentação do projeto MedAgenda.</w:t>
@@ -227,6 +228,7 @@
       <w:r>
         <w:rPr>
           <w:rFonts w:ascii="Times New Roman" w:hAnsi="Times New Roman"/>
+          <w:b w:val="0"/>
           <w:sz w:val="20"/>
         </w:rPr>
         <w:t>Professor: Bruno Baruffi Esteves.</w:t>
@@ -274,6 +276,107 @@
     </w:p>
     <w:p>
       <w:pPr>
+        <w:spacing w:line="360" w:lineRule="auto" w:after="0"/>
+        <w:jc w:val="center"/>
+      </w:pPr>
+      <w:r>
+        <w:rPr>
+          <w:rFonts w:ascii="Times New Roman" w:hAnsi="Times New Roman"/>
+          <w:b/>
+          <w:sz w:val="24"/>
+        </w:rPr>
+        <w:t>RESUMO</w:t>
+      </w:r>
+    </w:p>
+    <w:p/>
+    <w:p>
+      <w:pPr>
+        <w:spacing w:line="360" w:lineRule="auto" w:after="0"/>
+        <w:ind w:firstLine="709"/>
+        <w:jc w:val="both"/>
+      </w:pPr>
+      <w:r>
+        <w:rPr>
+          <w:rFonts w:ascii="Times New Roman" w:hAnsi="Times New Roman"/>
+          <w:b w:val="0"/>
+          <w:sz w:val="24"/>
+        </w:rPr>
+        <w:t>Este documento apresenta orientações para execução local do MedAgenda, incluindo modo real com backend e banco de dados e modo demo offline para apresentação acadêmica.</w:t>
+      </w:r>
+    </w:p>
+    <w:p/>
+    <w:p>
+      <w:pPr>
+        <w:spacing w:line="360" w:lineRule="auto"/>
+        <w:jc w:val="both"/>
+      </w:pPr>
+      <w:r>
+        <w:rPr>
+          <w:rFonts w:ascii="Times New Roman" w:hAnsi="Times New Roman"/>
+          <w:b w:val="0"/>
+          <w:sz w:val="24"/>
+        </w:rPr>
+        <w:t>Palavras-chave: MedAgenda. Agenda médica. Pacientes. Sistema web. Requisitos.</w:t>
+      </w:r>
+    </w:p>
+    <w:p>
+      <w:r>
+        <w:br w:type="page"/>
+      </w:r>
+    </w:p>
+    <w:p>
+      <w:pPr>
+        <w:spacing w:line="360" w:lineRule="auto" w:after="0"/>
+        <w:jc w:val="center"/>
+      </w:pPr>
+      <w:r>
+        <w:rPr>
+          <w:rFonts w:ascii="Times New Roman" w:hAnsi="Times New Roman"/>
+          <w:b/>
+          <w:sz w:val="24"/>
+        </w:rPr>
+        <w:t>ABSTRACT</w:t>
+      </w:r>
+    </w:p>
+    <w:p/>
+    <w:p>
+      <w:pPr>
+        <w:spacing w:line="360" w:lineRule="auto" w:after="0"/>
+        <w:ind w:firstLine="709"/>
+        <w:jc w:val="both"/>
+      </w:pPr>
+      <w:r>
+        <w:rPr>
+          <w:rFonts w:ascii="Times New Roman" w:hAnsi="Times New Roman"/>
+          <w:b w:val="0"/>
+          <w:sz w:val="24"/>
+        </w:rPr>
+        <w:t>This document presents orientações para execução local do MedAgenda, incluindo modo real com backend e banco de dados e modo demo offline para presentsção acadêmica.</w:t>
+      </w:r>
+    </w:p>
+    <w:p/>
+    <w:p>
+      <w:pPr>
+        <w:spacing w:line="360" w:lineRule="auto"/>
+        <w:jc w:val="both"/>
+      </w:pPr>
+      <w:r>
+        <w:rPr>
+          <w:rFonts w:ascii="Times New Roman" w:hAnsi="Times New Roman"/>
+          <w:b w:val="0"/>
+          <w:sz w:val="24"/>
+        </w:rPr>
+        <w:t>Keywords: MedAgenda. Medical schedule. Patients. Web system. Requirements.</w:t>
+      </w:r>
+    </w:p>
+    <w:p>
+      <w:r>
+        <w:br w:type="page"/>
+      </w:r>
+    </w:p>
+    <w:p>
+      <w:pPr>
+        <w:spacing w:line="360" w:lineRule="auto" w:after="0"/>
         <w:jc w:val="center"/>
       </w:pPr>
       <w:r>
@@ -287,133 +390,12 @@
     </w:p>
     <w:p/>
     <w:p>
-      <w:pPr>
-        <w:spacing w:line="360" w:lineRule="auto"/>
-        <w:ind w:left="425"/>
-      </w:pPr>
       <w:r>
-        <w:rPr>
-          <w:rFonts w:ascii="Times New Roman" w:hAnsi="Times New Roman"/>
-          <w:sz w:val="24"/>
-        </w:rPr>
-        <w:t>Pré-requisitos</w:t>
-      </w:r>
-    </w:p>
-    <w:p>
-      <w:pPr>
-        <w:spacing w:line="360" w:lineRule="auto"/>
-        <w:ind w:left="425"/>
-      </w:pPr>
-      <w:r>
-        <w:rPr>
-          <w:rFonts w:ascii="Times New Roman" w:hAnsi="Times New Roman"/>
-          <w:sz w:val="24"/>
-        </w:rPr>
-        <w:t>Modo demo offline para apresentação</w:t>
-      </w:r>
-    </w:p>
-    <w:p>
-      <w:pPr>
-        <w:spacing w:line="360" w:lineRule="auto"/>
-        <w:ind w:left="425"/>
-      </w:pPr>
-      <w:r>
-        <w:rPr>
-          <w:rFonts w:ascii="Times New Roman" w:hAnsi="Times New Roman"/>
-          <w:sz w:val="24"/>
-        </w:rPr>
-        <w:t>1. Atualizar o projeto</w:t>
-      </w:r>
-    </w:p>
-    <w:p>
-      <w:pPr>
-        <w:spacing w:line="360" w:lineRule="auto"/>
-        <w:ind w:left="425"/>
-      </w:pPr>
-      <w:r>
-        <w:rPr>
-          <w:rFonts w:ascii="Times New Roman" w:hAnsi="Times New Roman"/>
-          <w:sz w:val="24"/>
-        </w:rPr>
-        <w:t>2. Subir o PostgreSQL</w:t>
-      </w:r>
-    </w:p>
-    <w:p>
-      <w:pPr>
-        <w:spacing w:line="360" w:lineRule="auto"/>
-        <w:ind w:left="425"/>
-      </w:pPr>
-      <w:r>
-        <w:rPr>
-          <w:rFonts w:ascii="Times New Roman" w:hAnsi="Times New Roman"/>
-          <w:sz w:val="24"/>
-        </w:rPr>
-        <w:t>3. Rodar o backend com dados de demonstração</w:t>
-      </w:r>
-    </w:p>
-    <w:p>
-      <w:pPr>
-        <w:spacing w:line="360" w:lineRule="auto"/>
-        <w:ind w:left="425"/>
-      </w:pPr>
-      <w:r>
-        <w:rPr>
-          <w:rFonts w:ascii="Times New Roman" w:hAnsi="Times New Roman"/>
-          <w:sz w:val="24"/>
-        </w:rPr>
-        <w:t>4. Rodar o frontend</w:t>
-      </w:r>
-    </w:p>
-    <w:p>
-      <w:pPr>
-        <w:spacing w:line="360" w:lineRule="auto"/>
-        <w:ind w:left="425"/>
-      </w:pPr>
-      <w:r>
-        <w:rPr>
-          <w:rFonts w:ascii="Times New Roman" w:hAnsi="Times New Roman"/>
-          <w:sz w:val="24"/>
-        </w:rPr>
-        <w:t>Login real</w:t>
-      </w:r>
-    </w:p>
-    <w:p>
-      <w:pPr>
-        <w:spacing w:line="360" w:lineRule="auto"/>
-        <w:ind w:left="425"/>
-      </w:pPr>
-      <w:r>
-        <w:rPr>
-          <w:rFonts w:ascii="Times New Roman" w:hAnsi="Times New Roman"/>
-          <w:sz w:val="24"/>
-        </w:rPr>
-        <w:t>Listagem, visualização, edição e cadastro real de pacientes</w:t>
-      </w:r>
-    </w:p>
-    <w:p>
-      <w:pPr>
-        <w:spacing w:line="360" w:lineRule="auto"/>
-        <w:ind w:left="425"/>
-      </w:pPr>
-      <w:r>
-        <w:rPr>
-          <w:rFonts w:ascii="Times New Roman" w:hAnsi="Times New Roman"/>
-          <w:sz w:val="24"/>
-        </w:rPr>
-        <w:t>Rotas úteis para apresentação</w:t>
-      </w:r>
-    </w:p>
-    <w:p>
-      <w:pPr>
-        <w:spacing w:line="360" w:lineRule="auto"/>
-        <w:ind w:left="425"/>
-      </w:pPr>
-      <w:r>
-        <w:rPr>
-          <w:rFonts w:ascii="Times New Roman" w:hAnsi="Times New Roman"/>
-          <w:sz w:val="24"/>
-        </w:rPr>
-        <w:t>Parar os serviços</w:t>
+        <w:fldChar w:fldCharType="begin"/>
+        <w:instrText xml:space="preserve">TOC \o "1-3" \h \z \u</w:instrText>
+        <w:fldChar w:fldCharType="separate"/>
+        <w:t>Clique com o botão direito e selecione "Atualizar campo" para gerar o sumário.</w:t>
+        <w:fldChar w:fldCharType="end"/>
       </w:r>
     </w:p>
     <w:p>
@@ -423,17 +405,14 @@
     </w:p>
     <w:p>
       <w:pPr>
-        <w:spacing w:before="240" w:after="120" w:line="360" w:lineRule="auto"/>
-        <w:jc w:val="left"/>
+        <w:sectPr>
+          <w:headerReference w:type="default" r:id="rId9"/>
+          <w:pgSz w:w="12240" w:h="15840"/>
+          <w:pgMar w:top="1701" w:right="1134" w:bottom="1134" w:left="1701" w:header="720" w:footer="720" w:gutter="0"/>
+          <w:cols w:space="720"/>
+          <w:docGrid w:linePitch="360"/>
+        </w:sectPr>
       </w:pPr>
-      <w:r>
-        <w:rPr>
-          <w:rFonts w:ascii="Times New Roman" w:hAnsi="Times New Roman"/>
-          <w:b/>
-          <w:sz w:val="24"/>
-        </w:rPr>
-        <w:t>EXECUÇÃO LOCAL</w:t>
-      </w:r>
     </w:p>
     <w:p>
       <w:pPr>
@@ -444,6 +423,7 @@
       <w:r>
         <w:rPr>
           <w:rFonts w:ascii="Times New Roman" w:hAnsi="Times New Roman"/>
+          <w:b w:val="0"/>
           <w:sz w:val="24"/>
         </w:rPr>
         <w:t>Este guia prepara o MedAgenda para demonstração no notebook com frontend,</w:t>
@@ -458,6 +438,7 @@
       <w:r>
         <w:rPr>
           <w:rFonts w:ascii="Times New Roman" w:hAnsi="Times New Roman"/>
+          <w:b w:val="0"/>
           <w:sz w:val="24"/>
         </w:rPr>
         <w:t>backend e PostgreSQL local.</w:t>
@@ -465,7 +446,7 @@
     </w:p>
     <w:p>
       <w:pPr>
-        <w:spacing w:before="240" w:after="120" w:line="360" w:lineRule="auto"/>
+        <w:pStyle w:val="Heading1"/>
         <w:jc w:val="left"/>
       </w:pPr>
       <w:r>
@@ -474,7 +455,7 @@
           <w:b/>
           <w:sz w:val="24"/>
         </w:rPr>
-        <w:t>PRÉ-REQUISITOS</w:t>
+        <w:t>1 PRÉ-REQUISITOS</w:t>
       </w:r>
     </w:p>
     <w:p>
@@ -485,6 +466,7 @@
       <w:r>
         <w:rPr>
           <w:rFonts w:ascii="Times New Roman" w:hAnsi="Times New Roman"/>
+          <w:b w:val="0"/>
           <w:sz w:val="24"/>
         </w:rPr>
         <w:t>Java 21</w:t>
@@ -498,6 +480,7 @@
       <w:r>
         <w:rPr>
           <w:rFonts w:ascii="Times New Roman" w:hAnsi="Times New Roman"/>
+          <w:b w:val="0"/>
           <w:sz w:val="24"/>
         </w:rPr>
         <w:t>Maven ou Maven Wrapper, já versionado em backend/</w:t>
@@ -511,6 +494,7 @@
       <w:r>
         <w:rPr>
           <w:rFonts w:ascii="Times New Roman" w:hAnsi="Times New Roman"/>
+          <w:b w:val="0"/>
           <w:sz w:val="24"/>
         </w:rPr>
         <w:t>Node.js 20 ou superior</w:t>
@@ -524,6 +508,7 @@
       <w:r>
         <w:rPr>
           <w:rFonts w:ascii="Times New Roman" w:hAnsi="Times New Roman"/>
+          <w:b w:val="0"/>
           <w:sz w:val="24"/>
         </w:rPr>
         <w:t>Docker Desktop</w:t>
@@ -531,7 +516,7 @@
     </w:p>
     <w:p>
       <w:pPr>
-        <w:spacing w:before="240" w:after="120" w:line="360" w:lineRule="auto"/>
+        <w:pStyle w:val="Heading1"/>
         <w:jc w:val="left"/>
       </w:pPr>
       <w:r>
@@ -540,7 +525,7 @@
           <w:b/>
           <w:sz w:val="24"/>
         </w:rPr>
-        <w:t>MODO DEMO OFFLINE PARA APRESENTAÇÃO</w:t>
+        <w:t>2 MODO DEMO OFFLINE PARA APRESENTAÇÃO</w:t>
       </w:r>
     </w:p>
     <w:p>
@@ -552,6 +537,7 @@
       <w:r>
         <w:rPr>
           <w:rFonts w:ascii="Times New Roman" w:hAnsi="Times New Roman"/>
+          <w:b w:val="0"/>
           <w:sz w:val="24"/>
         </w:rPr>
         <w:t>Se o computador da faculdade não puder rodar backend, Docker ou PostgreSQL, use</w:t>
@@ -566,6 +552,7 @@
       <w:r>
         <w:rPr>
           <w:rFonts w:ascii="Times New Roman" w:hAnsi="Times New Roman"/>
+          <w:b w:val="0"/>
           <w:sz w:val="24"/>
         </w:rPr>
         <w:t>apenas o frontend em modo demo:</w:t>
@@ -575,6 +562,7 @@
       <w:pPr>
         <w:spacing w:line="240" w:lineRule="auto"/>
         <w:ind w:left="567"/>
+        <w:jc w:val="left"/>
       </w:pPr>
       <w:r>
         <w:rPr>
@@ -588,6 +576,7 @@
       <w:pPr>
         <w:spacing w:line="240" w:lineRule="auto"/>
         <w:ind w:left="567"/>
+        <w:jc w:val="left"/>
       </w:pPr>
       <w:r>
         <w:rPr>
@@ -601,6 +590,7 @@
       <w:pPr>
         <w:spacing w:line="240" w:lineRule="auto"/>
         <w:ind w:left="567"/>
+        <w:jc w:val="left"/>
       </w:pPr>
       <w:r>
         <w:rPr>
@@ -620,6 +610,7 @@
       <w:r>
         <w:rPr>
           <w:rFonts w:ascii="Times New Roman" w:hAnsi="Times New Roman"/>
+          <w:b w:val="0"/>
           <w:sz w:val="24"/>
         </w:rPr>
         <w:t>Abra http://localhost:5173/. O login aceitará qualquer e-mail e senha</w:t>
@@ -634,6 +625,7 @@
       <w:r>
         <w:rPr>
           <w:rFonts w:ascii="Times New Roman" w:hAnsi="Times New Roman"/>
+          <w:b w:val="0"/>
           <w:sz w:val="24"/>
         </w:rPr>
         <w:t>preenchidos, e as telas protegidas ficarão disponíveis com dados simulados. A</w:t>
@@ -648,6 +640,7 @@
       <w:r>
         <w:rPr>
           <w:rFonts w:ascii="Times New Roman" w:hAnsi="Times New Roman"/>
+          <w:b w:val="0"/>
           <w:sz w:val="24"/>
         </w:rPr>
         <w:t>tela de pacientes permitirá listar, cadastrar, visualizar e editar registros em</w:t>
@@ -662,6 +655,7 @@
       <w:r>
         <w:rPr>
           <w:rFonts w:ascii="Times New Roman" w:hAnsi="Times New Roman"/>
+          <w:b w:val="0"/>
           <w:sz w:val="24"/>
         </w:rPr>
         <w:t>memória/localStorage do navegador.</w:t>
@@ -676,6 +670,7 @@
       <w:r>
         <w:rPr>
           <w:rFonts w:ascii="Times New Roman" w:hAnsi="Times New Roman"/>
+          <w:b w:val="0"/>
           <w:sz w:val="24"/>
         </w:rPr>
         <w:t>Esse modo serve para apresentação visual e não substitui o modo real com backend.</w:t>
@@ -683,7 +678,7 @@
     </w:p>
     <w:p>
       <w:pPr>
-        <w:spacing w:before="240" w:after="120" w:line="360" w:lineRule="auto"/>
+        <w:pStyle w:val="Heading1"/>
         <w:jc w:val="left"/>
       </w:pPr>
       <w:r>
@@ -692,13 +687,14 @@
           <w:b/>
           <w:sz w:val="24"/>
         </w:rPr>
-        <w:t>1. ATUALIZAR O PROJETO</w:t>
+        <w:t>3 ATUALIZAR O PROJETO</w:t>
       </w:r>
     </w:p>
     <w:p>
       <w:pPr>
         <w:spacing w:line="240" w:lineRule="auto"/>
         <w:ind w:left="567"/>
+        <w:jc w:val="left"/>
       </w:pPr>
       <w:r>
         <w:rPr>
@@ -711,7 +707,7 @@
     <w:p/>
     <w:p>
       <w:pPr>
-        <w:spacing w:before="240" w:after="120" w:line="360" w:lineRule="auto"/>
+        <w:pStyle w:val="Heading1"/>
         <w:jc w:val="left"/>
       </w:pPr>
       <w:r>
@@ -720,7 +716,7 @@
           <w:b/>
           <w:sz w:val="24"/>
         </w:rPr>
-        <w:t>2. SUBIR O POSTGRESQL</w:t>
+        <w:t>4 SUBIR O POSTGRESQL</w:t>
       </w:r>
     </w:p>
     <w:p>
@@ -732,6 +728,7 @@
       <w:r>
         <w:rPr>
           <w:rFonts w:ascii="Times New Roman" w:hAnsi="Times New Roman"/>
+          <w:b w:val="0"/>
           <w:sz w:val="24"/>
         </w:rPr>
         <w:t>Na raiz do projeto:</w:t>
@@ -741,6 +738,7 @@
       <w:pPr>
         <w:spacing w:line="240" w:lineRule="auto"/>
         <w:ind w:left="567"/>
+        <w:jc w:val="left"/>
       </w:pPr>
       <w:r>
         <w:rPr>
@@ -760,6 +758,7 @@
       <w:r>
         <w:rPr>
           <w:rFonts w:ascii="Times New Roman" w:hAnsi="Times New Roman"/>
+          <w:b w:val="0"/>
           <w:sz w:val="24"/>
         </w:rPr>
         <w:t>O banco ficará disponível em:</w:t>
@@ -769,6 +768,7 @@
       <w:pPr>
         <w:spacing w:line="240" w:lineRule="auto"/>
         <w:ind w:left="567"/>
+        <w:jc w:val="left"/>
       </w:pPr>
       <w:r>
         <w:rPr>
@@ -782,6 +782,7 @@
       <w:pPr>
         <w:spacing w:line="240" w:lineRule="auto"/>
         <w:ind w:left="567"/>
+        <w:jc w:val="left"/>
       </w:pPr>
       <w:r>
         <w:rPr>
@@ -795,6 +796,7 @@
       <w:pPr>
         <w:spacing w:line="240" w:lineRule="auto"/>
         <w:ind w:left="567"/>
+        <w:jc w:val="left"/>
       </w:pPr>
       <w:r>
         <w:rPr>
@@ -808,6 +810,7 @@
       <w:pPr>
         <w:spacing w:line="240" w:lineRule="auto"/>
         <w:ind w:left="567"/>
+        <w:jc w:val="left"/>
       </w:pPr>
       <w:r>
         <w:rPr>
@@ -821,6 +824,7 @@
       <w:pPr>
         <w:spacing w:line="240" w:lineRule="auto"/>
         <w:ind w:left="567"/>
+        <w:jc w:val="left"/>
       </w:pPr>
       <w:r>
         <w:rPr>
@@ -833,7 +837,7 @@
     <w:p/>
     <w:p>
       <w:pPr>
-        <w:spacing w:before="240" w:after="120" w:line="360" w:lineRule="auto"/>
+        <w:pStyle w:val="Heading1"/>
         <w:jc w:val="left"/>
       </w:pPr>
       <w:r>
@@ -842,7 +846,7 @@
           <w:b/>
           <w:sz w:val="24"/>
         </w:rPr>
-        <w:t>3. RODAR O BACKEND COM DADOS DE DEMONSTRAÇÃO</w:t>
+        <w:t>5 RODAR O BACKEND COM DADOS DE DEMONSTRAÇÃO</w:t>
       </w:r>
     </w:p>
     <w:p>
@@ -854,6 +858,7 @@
       <w:r>
         <w:rPr>
           <w:rFonts w:ascii="Times New Roman" w:hAnsi="Times New Roman"/>
+          <w:b w:val="0"/>
           <w:sz w:val="24"/>
         </w:rPr>
         <w:t>Em outro terminal:</w:t>
@@ -863,6 +868,7 @@
       <w:pPr>
         <w:spacing w:line="240" w:lineRule="auto"/>
         <w:ind w:left="567"/>
+        <w:jc w:val="left"/>
       </w:pPr>
       <w:r>
         <w:rPr>
@@ -876,6 +882,7 @@
       <w:pPr>
         <w:spacing w:line="240" w:lineRule="auto"/>
         <w:ind w:left="567"/>
+        <w:jc w:val="left"/>
       </w:pPr>
       <w:r>
         <w:rPr>
@@ -888,7 +895,7 @@
     <w:p/>
     <w:p>
       <w:pPr>
-        <w:spacing w:before="240" w:after="120" w:line="360" w:lineRule="auto"/>
+        <w:pStyle w:val="Heading2"/>
         <w:jc w:val="left"/>
       </w:pPr>
       <w:r>
@@ -897,7 +904,7 @@
           <w:b/>
           <w:sz w:val="24"/>
         </w:rPr>
-        <w:t>No Windows PowerShell</w:t>
+        <w:t>5.1 No Windows PowerShell</w:t>
       </w:r>
     </w:p>
     <w:p>
@@ -909,6 +916,7 @@
       <w:r>
         <w:rPr>
           <w:rFonts w:ascii="Times New Roman" w:hAnsi="Times New Roman"/>
+          <w:b w:val="0"/>
           <w:sz w:val="24"/>
         </w:rPr>
         <w:t>Se você não tem Maven instalado, use o Maven Wrapper que vem no projeto:</w:t>
@@ -918,6 +926,7 @@
       <w:pPr>
         <w:spacing w:line="240" w:lineRule="auto"/>
         <w:ind w:left="567"/>
+        <w:jc w:val="left"/>
       </w:pPr>
       <w:r>
         <w:rPr>
@@ -937,6 +946,7 @@
       <w:r>
         <w:rPr>
           <w:rFonts w:ascii="Times New Roman" w:hAnsi="Times New Roman"/>
+          <w:b w:val="0"/>
           <w:sz w:val="24"/>
         </w:rPr>
         <w:t>Na primeira execução ele baixa o Maven automaticamente. O pré-requisito é ter Java instalado.</w:t>
@@ -951,6 +961,7 @@
       <w:r>
         <w:rPr>
           <w:rFonts w:ascii="Times New Roman" w:hAnsi="Times New Roman"/>
+          <w:b w:val="0"/>
           <w:sz w:val="24"/>
         </w:rPr>
         <w:t>O perfil local:</w:t>
@@ -964,6 +975,7 @@
       <w:r>
         <w:rPr>
           <w:rFonts w:ascii="Times New Roman" w:hAnsi="Times New Roman"/>
+          <w:b w:val="0"/>
           <w:sz w:val="24"/>
         </w:rPr>
         <w:t>conecta no PostgreSQL do Docker Compose;</w:t>
@@ -977,6 +989,7 @@
       <w:r>
         <w:rPr>
           <w:rFonts w:ascii="Times New Roman" w:hAnsi="Times New Roman"/>
+          <w:b w:val="0"/>
           <w:sz w:val="24"/>
         </w:rPr>
         <w:t>cria/atualiza as tabelas com ddl-auto=update;</w:t>
@@ -990,6 +1003,7 @@
       <w:r>
         <w:rPr>
           <w:rFonts w:ascii="Times New Roman" w:hAnsi="Times New Roman"/>
+          <w:b w:val="0"/>
           <w:sz w:val="24"/>
         </w:rPr>
         <w:t>carrega dados de demonstração;</w:t>
@@ -1003,6 +1017,7 @@
       <w:r>
         <w:rPr>
           <w:rFonts w:ascii="Times New Roman" w:hAnsi="Times New Roman"/>
+          <w:b w:val="0"/>
           <w:sz w:val="24"/>
         </w:rPr>
         <w:t>cria o usuário médico abaixo.</w:t>
@@ -1017,6 +1032,7 @@
       <w:r>
         <w:rPr>
           <w:rFonts w:ascii="Times New Roman" w:hAnsi="Times New Roman"/>
+          <w:b w:val="0"/>
           <w:sz w:val="24"/>
         </w:rPr>
         <w:t>Credenciais de demonstração:</w:t>
@@ -1026,6 +1042,7 @@
       <w:pPr>
         <w:spacing w:line="240" w:lineRule="auto"/>
         <w:ind w:left="567"/>
+        <w:jc w:val="left"/>
       </w:pPr>
       <w:r>
         <w:rPr>
@@ -1039,6 +1056,7 @@
       <w:pPr>
         <w:spacing w:line="240" w:lineRule="auto"/>
         <w:ind w:left="567"/>
+        <w:jc w:val="left"/>
       </w:pPr>
       <w:r>
         <w:rPr>
@@ -1058,6 +1076,7 @@
       <w:r>
         <w:rPr>
           <w:rFonts w:ascii="Times New Roman" w:hAnsi="Times New Roman"/>
+          <w:b w:val="0"/>
           <w:sz w:val="24"/>
         </w:rPr>
         <w:t>Teste rápido da API:</w:t>
@@ -1067,6 +1086,7 @@
       <w:pPr>
         <w:spacing w:line="240" w:lineRule="auto"/>
         <w:ind w:left="567"/>
+        <w:jc w:val="left"/>
       </w:pPr>
       <w:r>
         <w:rPr>
@@ -1079,7 +1099,7 @@
     <w:p/>
     <w:p>
       <w:pPr>
-        <w:spacing w:before="240" w:after="120" w:line="360" w:lineRule="auto"/>
+        <w:pStyle w:val="Heading1"/>
         <w:jc w:val="left"/>
       </w:pPr>
       <w:r>
@@ -1088,7 +1108,7 @@
           <w:b/>
           <w:sz w:val="24"/>
         </w:rPr>
-        <w:t>4. RODAR O FRONTEND</w:t>
+        <w:t>6 RODAR O FRONTEND</w:t>
       </w:r>
     </w:p>
     <w:p>
@@ -1100,6 +1120,7 @@
       <w:r>
         <w:rPr>
           <w:rFonts w:ascii="Times New Roman" w:hAnsi="Times New Roman"/>
+          <w:b w:val="0"/>
           <w:sz w:val="24"/>
         </w:rPr>
         <w:t>Em outro terminal:</w:t>
@@ -1109,6 +1130,7 @@
       <w:pPr>
         <w:spacing w:line="240" w:lineRule="auto"/>
         <w:ind w:left="567"/>
+        <w:jc w:val="left"/>
       </w:pPr>
       <w:r>
         <w:rPr>
@@ -1122,6 +1144,7 @@
       <w:pPr>
         <w:spacing w:line="240" w:lineRule="auto"/>
         <w:ind w:left="567"/>
+        <w:jc w:val="left"/>
       </w:pPr>
       <w:r>
         <w:rPr>
@@ -1135,6 +1158,7 @@
       <w:pPr>
         <w:spacing w:line="240" w:lineRule="auto"/>
         <w:ind w:left="567"/>
+        <w:jc w:val="left"/>
       </w:pPr>
       <w:r>
         <w:rPr>
@@ -1154,6 +1178,7 @@
       <w:r>
         <w:rPr>
           <w:rFonts w:ascii="Times New Roman" w:hAnsi="Times New Roman"/>
+          <w:b w:val="0"/>
           <w:sz w:val="24"/>
         </w:rPr>
         <w:t>Abra no navegador:</w:t>
@@ -1163,6 +1188,7 @@
       <w:pPr>
         <w:spacing w:line="240" w:lineRule="auto"/>
         <w:ind w:left="567"/>
+        <w:jc w:val="left"/>
       </w:pPr>
       <w:r>
         <w:rPr>
@@ -1175,7 +1201,7 @@
     <w:p/>
     <w:p>
       <w:pPr>
-        <w:spacing w:before="240" w:after="120" w:line="360" w:lineRule="auto"/>
+        <w:pStyle w:val="Heading1"/>
         <w:jc w:val="left"/>
       </w:pPr>
       <w:r>
@@ -1184,7 +1210,7 @@
           <w:b/>
           <w:sz w:val="24"/>
         </w:rPr>
-        <w:t>LOGIN REAL</w:t>
+        <w:t>7 LOGIN REAL</w:t>
       </w:r>
     </w:p>
     <w:p>
@@ -1196,6 +1222,7 @@
       <w:r>
         <w:rPr>
           <w:rFonts w:ascii="Times New Roman" w:hAnsi="Times New Roman"/>
+          <w:b w:val="0"/>
           <w:sz w:val="24"/>
         </w:rPr>
         <w:t>Com o PostgreSQL e o backend rodando, acesse /login e use:</w:t>
@@ -1205,6 +1232,7 @@
       <w:pPr>
         <w:spacing w:line="240" w:lineRule="auto"/>
         <w:ind w:left="567"/>
+        <w:jc w:val="left"/>
       </w:pPr>
       <w:r>
         <w:rPr>
@@ -1218,6 +1246,7 @@
       <w:pPr>
         <w:spacing w:line="240" w:lineRule="auto"/>
         <w:ind w:left="567"/>
+        <w:jc w:val="left"/>
       </w:pPr>
       <w:r>
         <w:rPr>
@@ -1237,6 +1266,7 @@
       <w:r>
         <w:rPr>
           <w:rFonts w:ascii="Times New Roman" w:hAnsi="Times New Roman"/>
+          <w:b w:val="0"/>
           <w:sz w:val="24"/>
         </w:rPr>
         <w:t>O frontend chama POST http://localhost:8080/api/auth/login, salva o JWT no navegador e libera as telas do médico. Se o backend estiver desligado, a tela de login exibirá erro de conexão.</w:t>
@@ -1244,7 +1274,7 @@
     </w:p>
     <w:p>
       <w:pPr>
-        <w:spacing w:before="240" w:after="120" w:line="360" w:lineRule="auto"/>
+        <w:pStyle w:val="Heading1"/>
         <w:jc w:val="left"/>
       </w:pPr>
       <w:r>
@@ -1253,7 +1283,7 @@
           <w:b/>
           <w:sz w:val="24"/>
         </w:rPr>
-        <w:t>LISTAGEM, VISUALIZAÇÃO, EDIÇÃO E CADASTRO REAL DE PACIENTES</w:t>
+        <w:t>8 LISTAGEM, VISUALIZAÇÃO, EDIÇÃO E CADASTRO REAL DE PACIENTES</w:t>
       </w:r>
     </w:p>
     <w:p>
@@ -1265,6 +1295,7 @@
       <w:r>
         <w:rPr>
           <w:rFonts w:ascii="Times New Roman" w:hAnsi="Times New Roman"/>
+          <w:b w:val="0"/>
           <w:sz w:val="24"/>
         </w:rPr>
         <w:t>Após entrar no painel, acesse /pacientes. Essa tela chama GET http://localhost:8080/api/pacientes usando o token JWT salvo no login. O botão Novo paciente abre um formulário que envia POST http://localhost:8080/api/pacientes e atualiza a tabela após o cadastro. Os ícones da coluna Ações permitem visualizar detalhes e editar um cadastro existente via PUT http://localhost:8080/api/pacientes/{id}. A tela valida CPF e impede data de nascimento futura antes de enviar. O backend repete essas validações para proteger a API. Com o perfil local, o backend também carrega pacientes de demonstração automaticamente no PostgreSQL.</w:t>
@@ -1272,7 +1303,7 @@
     </w:p>
     <w:p>
       <w:pPr>
-        <w:spacing w:before="240" w:after="120" w:line="360" w:lineRule="auto"/>
+        <w:pStyle w:val="Heading1"/>
         <w:jc w:val="left"/>
       </w:pPr>
       <w:r>
@@ -1281,13 +1312,14 @@
           <w:b/>
           <w:sz w:val="24"/>
         </w:rPr>
-        <w:t>ROTAS ÚTEIS PARA APRESENTAÇÃO</w:t>
+        <w:t>9 ROTAS ÚTEIS PARA APRESENTAÇÃO</w:t>
       </w:r>
     </w:p>
     <w:p>
       <w:pPr>
         <w:spacing w:line="240" w:lineRule="auto"/>
         <w:ind w:left="567"/>
+        <w:jc w:val="left"/>
       </w:pPr>
       <w:r>
         <w:rPr>
@@ -1301,6 +1333,7 @@
       <w:pPr>
         <w:spacing w:line="240" w:lineRule="auto"/>
         <w:ind w:left="567"/>
+        <w:jc w:val="left"/>
       </w:pPr>
       <w:r>
         <w:rPr>
@@ -1314,6 +1347,7 @@
       <w:pPr>
         <w:spacing w:line="240" w:lineRule="auto"/>
         <w:ind w:left="567"/>
+        <w:jc w:val="left"/>
       </w:pPr>
       <w:r>
         <w:rPr>
@@ -1327,6 +1361,7 @@
       <w:pPr>
         <w:spacing w:line="240" w:lineRule="auto"/>
         <w:ind w:left="567"/>
+        <w:jc w:val="left"/>
       </w:pPr>
       <w:r>
         <w:rPr>
@@ -1340,6 +1375,7 @@
       <w:pPr>
         <w:spacing w:line="240" w:lineRule="auto"/>
         <w:ind w:left="567"/>
+        <w:jc w:val="left"/>
       </w:pPr>
       <w:r>
         <w:rPr>
@@ -1353,6 +1389,7 @@
       <w:pPr>
         <w:spacing w:line="240" w:lineRule="auto"/>
         <w:ind w:left="567"/>
+        <w:jc w:val="left"/>
       </w:pPr>
       <w:r>
         <w:rPr>
@@ -1366,6 +1403,7 @@
       <w:pPr>
         <w:spacing w:line="240" w:lineRule="auto"/>
         <w:ind w:left="567"/>
+        <w:jc w:val="left"/>
       </w:pPr>
       <w:r>
         <w:rPr>
@@ -1378,7 +1416,7 @@
     <w:p/>
     <w:p>
       <w:pPr>
-        <w:spacing w:before="240" w:after="120" w:line="360" w:lineRule="auto"/>
+        <w:pStyle w:val="Heading1"/>
         <w:jc w:val="left"/>
       </w:pPr>
       <w:r>
@@ -1387,7 +1425,7 @@
           <w:b/>
           <w:sz w:val="24"/>
         </w:rPr>
-        <w:t>PARAR OS SERVIÇOS</w:t>
+        <w:t>10 PARAR OS SERVIÇOS</w:t>
       </w:r>
     </w:p>
     <w:p>
@@ -1399,6 +1437,7 @@
       <w:r>
         <w:rPr>
           <w:rFonts w:ascii="Times New Roman" w:hAnsi="Times New Roman"/>
+          <w:b w:val="0"/>
           <w:sz w:val="24"/>
         </w:rPr>
         <w:t>Para parar o frontend ou backend, use Ctrl + C no terminal correspondente.</w:t>
@@ -1413,6 +1452,7 @@
       <w:r>
         <w:rPr>
           <w:rFonts w:ascii="Times New Roman" w:hAnsi="Times New Roman"/>
+          <w:b w:val="0"/>
           <w:sz w:val="24"/>
         </w:rPr>
         <w:t>Para parar o PostgreSQL:</w:t>
@@ -1422,6 +1462,7 @@
       <w:pPr>
         <w:spacing w:line="240" w:lineRule="auto"/>
         <w:ind w:left="567"/>
+        <w:jc w:val="left"/>
       </w:pPr>
       <w:r>
         <w:rPr>
@@ -1441,6 +1482,7 @@
       <w:r>
         <w:rPr>
           <w:rFonts w:ascii="Times New Roman" w:hAnsi="Times New Roman"/>
+          <w:b w:val="0"/>
           <w:sz w:val="24"/>
         </w:rPr>
         <w:t>Para remover também os dados do banco local:</w:t>
@@ -1450,6 +1492,7 @@
       <w:pPr>
         <w:spacing w:line="240" w:lineRule="auto"/>
         <w:ind w:left="567"/>
+        <w:jc w:val="left"/>
       </w:pPr>
       <w:r>
         <w:rPr>
@@ -1460,14 +1503,139 @@
       </w:r>
     </w:p>
     <w:p/>
+    <w:p>
+      <w:r>
+        <w:br w:type="page"/>
+      </w:r>
+    </w:p>
+    <w:p>
+      <w:pPr>
+        <w:jc w:val="left"/>
+      </w:pPr>
+      <w:r>
+        <w:rPr>
+          <w:rFonts w:ascii="Times New Roman" w:hAnsi="Times New Roman"/>
+          <w:b/>
+          <w:sz w:val="24"/>
+        </w:rPr>
+        <w:t>REFERÊNCIAS</w:t>
+      </w:r>
+    </w:p>
+    <w:p/>
+    <w:p>
+      <w:pPr>
+        <w:spacing w:line="240" w:lineRule="auto" w:after="240"/>
+        <w:jc w:val="left"/>
+      </w:pPr>
+      <w:r>
+        <w:rPr>
+          <w:rFonts w:ascii="Times New Roman" w:hAnsi="Times New Roman"/>
+          <w:b w:val="0"/>
+          <w:sz w:val="24"/>
+        </w:rPr>
+        <w:t>ASSOCIAÇÃO BRASILEIRA DE NORMAS TÉCNICAS. NBR 14724: informação e documentação: trabalhos acadêmicos: apresentação. Rio de Janeiro: ABNT, 2011.</w:t>
+      </w:r>
+    </w:p>
+    <w:p>
+      <w:pPr>
+        <w:spacing w:line="240" w:lineRule="auto" w:after="240"/>
+        <w:jc w:val="left"/>
+      </w:pPr>
+      <w:r>
+        <w:rPr>
+          <w:rFonts w:ascii="Times New Roman" w:hAnsi="Times New Roman"/>
+          <w:b w:val="0"/>
+          <w:sz w:val="24"/>
+        </w:rPr>
+        <w:t>ASSOCIAÇÃO BRASILEIRA DE NORMAS TÉCNICAS. NBR 6023: informação e documentação: referências: elaboração. Rio de Janeiro: ABNT, 2018.</w:t>
+      </w:r>
+    </w:p>
+    <w:p>
+      <w:pPr>
+        <w:spacing w:line="240" w:lineRule="auto" w:after="240"/>
+        <w:jc w:val="left"/>
+      </w:pPr>
+      <w:r>
+        <w:rPr>
+          <w:rFonts w:ascii="Times New Roman" w:hAnsi="Times New Roman"/>
+          <w:b w:val="0"/>
+          <w:sz w:val="24"/>
+        </w:rPr>
+        <w:t>ORACLE. Java Platform, Standard Edition Documentation. Disponível em: https://docs.oracle.com/en/java/. Acesso em: 30 maio 2026.</w:t>
+      </w:r>
+    </w:p>
+    <w:p>
+      <w:pPr>
+        <w:spacing w:line="240" w:lineRule="auto" w:after="240"/>
+        <w:jc w:val="left"/>
+      </w:pPr>
+      <w:r>
+        <w:rPr>
+          <w:rFonts w:ascii="Times New Roman" w:hAnsi="Times New Roman"/>
+          <w:b w:val="0"/>
+          <w:sz w:val="24"/>
+        </w:rPr>
+        <w:t>POSTGRESQL GLOBAL DEVELOPMENT GROUP. PostgreSQL Documentation. Disponível em: https://www.postgresql.org/docs/. Acesso em: 30 maio 2026.</w:t>
+      </w:r>
+    </w:p>
+    <w:p>
+      <w:pPr>
+        <w:spacing w:line="240" w:lineRule="auto" w:after="240"/>
+        <w:jc w:val="left"/>
+      </w:pPr>
+      <w:r>
+        <w:rPr>
+          <w:rFonts w:ascii="Times New Roman" w:hAnsi="Times New Roman"/>
+          <w:b w:val="0"/>
+          <w:sz w:val="24"/>
+        </w:rPr>
+        <w:t>REACT. React Documentation. Disponível em: https://react.dev/. Acesso em: 30 maio 2026.</w:t>
+      </w:r>
+    </w:p>
+    <w:p>
+      <w:pPr>
+        <w:spacing w:line="240" w:lineRule="auto" w:after="240"/>
+        <w:jc w:val="left"/>
+      </w:pPr>
+      <w:r>
+        <w:rPr>
+          <w:rFonts w:ascii="Times New Roman" w:hAnsi="Times New Roman"/>
+          <w:b w:val="0"/>
+          <w:sz w:val="24"/>
+        </w:rPr>
+        <w:t>SPRING. Spring Boot Reference Documentation. Disponível em: https://docs.spring.io/spring-boot/. Acesso em: 30 maio 2026.</w:t>
+      </w:r>
+    </w:p>
     <w:sectPr>
       <w:pgSz w:w="12240" w:h="15840"/>
       <w:pgMar w:top="1701" w:right="1134" w:bottom="1134" w:left="1701" w:header="720" w:footer="720" w:gutter="0"/>
       <w:cols w:space="720"/>
       <w:docGrid w:linePitch="360"/>
+      <w:pgNumType w:start="1"/>
     </w:sectPr>
   </w:body>
 </w:document>
+</file>
+
+<file path=word/header1.xml><?xml version="1.0" encoding="utf-8"?>
+<w:hdr xmlns:m="http://schemas.openxmlformats.org/officeDocument/2006/math" xmlns:mc="http://schemas.openxmlformats.org/markup-compatibility/2006" xmlns:mo="http://schemas.microsoft.com/office/mac/office/2008/main" xmlns:mv="urn:schemas-microsoft-com:mac:vml" xmlns:o="urn:schemas-microsoft-com:office:office" xmlns:r="http://schemas.openxmlformats.org/officeDocument/2006/relationships" xmlns:v="urn:schemas-microsoft-com:vml" xmlns:w10="urn:schemas-microsoft-com:office:word" xmlns:w14="http://schemas.microsoft.com/office/word/2010/wordml" xmlns:w="http://schemas.openxmlformats.org/wordprocessingml/2006/main" xmlns:wne="http://schemas.microsoft.com/office/word/2006/wordml" xmlns:wp14="http://schemas.microsoft.com/office/word/2010/wordprocessingDrawing" xmlns:wp="http://schemas.openxmlformats.org/drawingml/2006/wordprocessingDrawing" xmlns:wpc="http://schemas.microsoft.com/office/word/2010/wordprocessingCanvas" xmlns:wpg="http://schemas.microsoft.com/office/word/2010/wordprocessingGroup" xmlns:wpi="http://schemas.microsoft.com/office/word/2010/wordprocessingInk" xmlns:wps="http://schemas.microsoft.com/office/word/2010/wordprocessingShape" mc:Ignorable="w14 wp14">
+  <w:p>
+    <w:pPr>
+      <w:pStyle w:val="Header"/>
+      <w:jc w:val="right"/>
+    </w:pPr>
+    <w:r>
+      <w:rPr>
+        <w:rFonts w:ascii="Times New Roman" w:hAnsi="Times New Roman"/>
+        <w:b w:val="0"/>
+        <w:sz w:val="24"/>
+      </w:rPr>
+      <w:fldChar w:fldCharType="begin"/>
+      <w:instrText xml:space="preserve">PAGE</w:instrText>
+      <w:fldChar w:fldCharType="end"/>
+    </w:r>
+  </w:p>
+</w:hdr>
 </file>
 
 <file path=word/numbering.xml><?xml version="1.0" encoding="utf-8"?>
